--- a/tillsyn/A 35700-2025 tillsynsbegäran.docx
+++ b/tillsyn/A 35700-2025 tillsynsbegäran.docx
@@ -739,7 +739,7 @@
     <w:r>
       <w:tab/>
       <w:tab/>
-      <w:t>2025-09-04</w:t>
+      <w:t>2025-09-05</w:t>
       <w:br/>
       <w:br/>
     </w:r>

--- a/tillsyn/A 35700-2025 tillsynsbegäran.docx
+++ b/tillsyn/A 35700-2025 tillsynsbegäran.docx
@@ -739,7 +739,7 @@
     <w:r>
       <w:tab/>
       <w:tab/>
-      <w:t>2025-09-05</w:t>
+      <w:t>2025-09-07</w:t>
       <w:br/>
       <w:br/>
     </w:r>

--- a/tillsyn/A 35700-2025 tillsynsbegäran.docx
+++ b/tillsyn/A 35700-2025 tillsynsbegäran.docx
@@ -739,7 +739,7 @@
     <w:r>
       <w:tab/>
       <w:tab/>
-      <w:t>2025-09-07</w:t>
+      <w:t>2025-09-08</w:t>
       <w:br/>
       <w:br/>
     </w:r>

--- a/tillsyn/A 35700-2025 tillsynsbegäran.docx
+++ b/tillsyn/A 35700-2025 tillsynsbegäran.docx
@@ -739,7 +739,7 @@
     <w:r>
       <w:tab/>
       <w:tab/>
-      <w:t>2025-09-08</w:t>
+      <w:t>2025-09-10</w:t>
       <w:br/>
       <w:br/>
     </w:r>

--- a/tillsyn/A 35700-2025 tillsynsbegäran.docx
+++ b/tillsyn/A 35700-2025 tillsynsbegäran.docx
@@ -739,7 +739,7 @@
     <w:r>
       <w:tab/>
       <w:tab/>
-      <w:t>2025-09-10</w:t>
+      <w:t>2025-09-11</w:t>
       <w:br/>
       <w:br/>
     </w:r>

--- a/tillsyn/A 35700-2025 tillsynsbegäran.docx
+++ b/tillsyn/A 35700-2025 tillsynsbegäran.docx
@@ -739,7 +739,7 @@
     <w:r>
       <w:tab/>
       <w:tab/>
-      <w:t>2025-09-11</w:t>
+      <w:t>2025-09-12</w:t>
       <w:br/>
       <w:br/>
     </w:r>

--- a/tillsyn/A 35700-2025 tillsynsbegäran.docx
+++ b/tillsyn/A 35700-2025 tillsynsbegäran.docx
@@ -739,7 +739,7 @@
     <w:r>
       <w:tab/>
       <w:tab/>
-      <w:t>2025-09-12</w:t>
+      <w:t>2025-09-13</w:t>
       <w:br/>
       <w:br/>
     </w:r>

--- a/tillsyn/A 35700-2025 tillsynsbegäran.docx
+++ b/tillsyn/A 35700-2025 tillsynsbegäran.docx
@@ -739,7 +739,7 @@
     <w:r>
       <w:tab/>
       <w:tab/>
-      <w:t>2025-09-13</w:t>
+      <w:t>2025-09-14</w:t>
       <w:br/>
       <w:br/>
     </w:r>

--- a/tillsyn/A 35700-2025 tillsynsbegäran.docx
+++ b/tillsyn/A 35700-2025 tillsynsbegäran.docx
@@ -739,7 +739,7 @@
     <w:r>
       <w:tab/>
       <w:tab/>
-      <w:t>2025-09-14</w:t>
+      <w:t>2025-09-15</w:t>
       <w:br/>
       <w:br/>
     </w:r>

--- a/tillsyn/A 35700-2025 tillsynsbegäran.docx
+++ b/tillsyn/A 35700-2025 tillsynsbegäran.docx
@@ -739,7 +739,7 @@
     <w:r>
       <w:tab/>
       <w:tab/>
-      <w:t>2025-09-15</w:t>
+      <w:t>2025-09-16</w:t>
       <w:br/>
       <w:br/>
     </w:r>

--- a/tillsyn/A 35700-2025 tillsynsbegäran.docx
+++ b/tillsyn/A 35700-2025 tillsynsbegäran.docx
@@ -739,7 +739,7 @@
     <w:r>
       <w:tab/>
       <w:tab/>
-      <w:t>2025-09-16</w:t>
+      <w:t>2025-09-17</w:t>
       <w:br/>
       <w:br/>
     </w:r>

--- a/tillsyn/A 35700-2025 tillsynsbegäran.docx
+++ b/tillsyn/A 35700-2025 tillsynsbegäran.docx
@@ -739,7 +739,7 @@
     <w:r>
       <w:tab/>
       <w:tab/>
-      <w:t>2025-09-17</w:t>
+      <w:t>2025-09-18</w:t>
       <w:br/>
       <w:br/>
     </w:r>

--- a/tillsyn/A 35700-2025 tillsynsbegäran.docx
+++ b/tillsyn/A 35700-2025 tillsynsbegäran.docx
@@ -739,7 +739,7 @@
     <w:r>
       <w:tab/>
       <w:tab/>
-      <w:t>2025-09-18</w:t>
+      <w:t>2025-09-22</w:t>
       <w:br/>
       <w:br/>
     </w:r>

--- a/tillsyn/A 35700-2025 tillsynsbegäran.docx
+++ b/tillsyn/A 35700-2025 tillsynsbegäran.docx
@@ -739,7 +739,7 @@
     <w:r>
       <w:tab/>
       <w:tab/>
-      <w:t>2025-09-22</w:t>
+      <w:t>2025-09-23</w:t>
       <w:br/>
       <w:br/>
     </w:r>

--- a/tillsyn/A 35700-2025 tillsynsbegäran.docx
+++ b/tillsyn/A 35700-2025 tillsynsbegäran.docx
@@ -739,7 +739,7 @@
     <w:r>
       <w:tab/>
       <w:tab/>
-      <w:t>2025-09-23</w:t>
+      <w:t>2025-09-24</w:t>
       <w:br/>
       <w:br/>
     </w:r>

--- a/tillsyn/A 35700-2025 tillsynsbegäran.docx
+++ b/tillsyn/A 35700-2025 tillsynsbegäran.docx
@@ -739,7 +739,7 @@
     <w:r>
       <w:tab/>
       <w:tab/>
-      <w:t>2025-09-24</w:t>
+      <w:t>2025-09-25</w:t>
       <w:br/>
       <w:br/>
     </w:r>

--- a/tillsyn/A 35700-2025 tillsynsbegäran.docx
+++ b/tillsyn/A 35700-2025 tillsynsbegäran.docx
@@ -739,7 +739,7 @@
     <w:r>
       <w:tab/>
       <w:tab/>
-      <w:t>2025-09-25</w:t>
+      <w:t>2025-09-26</w:t>
       <w:br/>
       <w:br/>
     </w:r>

--- a/tillsyn/A 35700-2025 tillsynsbegäran.docx
+++ b/tillsyn/A 35700-2025 tillsynsbegäran.docx
@@ -739,7 +739,7 @@
     <w:r>
       <w:tab/>
       <w:tab/>
-      <w:t>2025-09-26</w:t>
+      <w:t>2025-09-27</w:t>
       <w:br/>
       <w:br/>
     </w:r>

--- a/tillsyn/A 35700-2025 tillsynsbegäran.docx
+++ b/tillsyn/A 35700-2025 tillsynsbegäran.docx
@@ -739,7 +739,7 @@
     <w:r>
       <w:tab/>
       <w:tab/>
-      <w:t>2025-09-27</w:t>
+      <w:t>2025-09-28</w:t>
       <w:br/>
       <w:br/>
     </w:r>

--- a/tillsyn/A 35700-2025 tillsynsbegäran.docx
+++ b/tillsyn/A 35700-2025 tillsynsbegäran.docx
@@ -739,7 +739,7 @@
     <w:r>
       <w:tab/>
       <w:tab/>
-      <w:t>2025-09-28</w:t>
+      <w:t>2025-09-29</w:t>
       <w:br/>
       <w:br/>
     </w:r>

--- a/tillsyn/A 35700-2025 tillsynsbegäran.docx
+++ b/tillsyn/A 35700-2025 tillsynsbegäran.docx
@@ -739,7 +739,7 @@
     <w:r>
       <w:tab/>
       <w:tab/>
-      <w:t>2025-09-29</w:t>
+      <w:t>2025-09-30</w:t>
       <w:br/>
       <w:br/>
     </w:r>

--- a/tillsyn/A 35700-2025 tillsynsbegäran.docx
+++ b/tillsyn/A 35700-2025 tillsynsbegäran.docx
@@ -739,7 +739,7 @@
     <w:r>
       <w:tab/>
       <w:tab/>
-      <w:t>2025-09-30</w:t>
+      <w:t>2025-10-01</w:t>
       <w:br/>
       <w:br/>
     </w:r>

--- a/tillsyn/A 35700-2025 tillsynsbegäran.docx
+++ b/tillsyn/A 35700-2025 tillsynsbegäran.docx
@@ -739,7 +739,7 @@
     <w:r>
       <w:tab/>
       <w:tab/>
-      <w:t>2025-10-01</w:t>
+      <w:t>2025-10-02</w:t>
       <w:br/>
       <w:br/>
     </w:r>

--- a/tillsyn/A 35700-2025 tillsynsbegäran.docx
+++ b/tillsyn/A 35700-2025 tillsynsbegäran.docx
@@ -739,7 +739,7 @@
     <w:r>
       <w:tab/>
       <w:tab/>
-      <w:t>2025-10-02</w:t>
+      <w:t>2025-10-03</w:t>
       <w:br/>
       <w:br/>
     </w:r>

--- a/tillsyn/A 35700-2025 tillsynsbegäran.docx
+++ b/tillsyn/A 35700-2025 tillsynsbegäran.docx
@@ -739,7 +739,7 @@
     <w:r>
       <w:tab/>
       <w:tab/>
-      <w:t>2025-10-03</w:t>
+      <w:t>2025-10-04</w:t>
       <w:br/>
       <w:br/>
     </w:r>

--- a/tillsyn/A 35700-2025 tillsynsbegäran.docx
+++ b/tillsyn/A 35700-2025 tillsynsbegäran.docx
@@ -739,7 +739,7 @@
     <w:r>
       <w:tab/>
       <w:tab/>
-      <w:t>2025-10-04</w:t>
+      <w:t>2025-10-05</w:t>
       <w:br/>
       <w:br/>
     </w:r>

--- a/tillsyn/A 35700-2025 tillsynsbegäran.docx
+++ b/tillsyn/A 35700-2025 tillsynsbegäran.docx
@@ -739,7 +739,7 @@
     <w:r>
       <w:tab/>
       <w:tab/>
-      <w:t>2025-10-05</w:t>
+      <w:t>2025-10-06</w:t>
       <w:br/>
       <w:br/>
     </w:r>

--- a/tillsyn/A 35700-2025 tillsynsbegäran.docx
+++ b/tillsyn/A 35700-2025 tillsynsbegäran.docx
@@ -739,7 +739,7 @@
     <w:r>
       <w:tab/>
       <w:tab/>
-      <w:t>2025-10-06</w:t>
+      <w:t>2025-10-07</w:t>
       <w:br/>
       <w:br/>
     </w:r>

--- a/tillsyn/A 35700-2025 tillsynsbegäran.docx
+++ b/tillsyn/A 35700-2025 tillsynsbegäran.docx
@@ -739,7 +739,7 @@
     <w:r>
       <w:tab/>
       <w:tab/>
-      <w:t>2025-10-07</w:t>
+      <w:t>2025-10-08</w:t>
       <w:br/>
       <w:br/>
     </w:r>

--- a/tillsyn/A 35700-2025 tillsynsbegäran.docx
+++ b/tillsyn/A 35700-2025 tillsynsbegäran.docx
@@ -739,7 +739,7 @@
     <w:r>
       <w:tab/>
       <w:tab/>
-      <w:t>2025-10-08</w:t>
+      <w:t>2025-10-09</w:t>
       <w:br/>
       <w:br/>
     </w:r>

--- a/tillsyn/A 35700-2025 tillsynsbegäran.docx
+++ b/tillsyn/A 35700-2025 tillsynsbegäran.docx
@@ -739,7 +739,7 @@
     <w:r>
       <w:tab/>
       <w:tab/>
-      <w:t>2025-10-09</w:t>
+      <w:t>2025-10-10</w:t>
       <w:br/>
       <w:br/>
     </w:r>

--- a/tillsyn/A 35700-2025 tillsynsbegäran.docx
+++ b/tillsyn/A 35700-2025 tillsynsbegäran.docx
@@ -739,7 +739,7 @@
     <w:r>
       <w:tab/>
       <w:tab/>
-      <w:t>2025-10-10</w:t>
+      <w:t>2025-10-11</w:t>
       <w:br/>
       <w:br/>
     </w:r>

--- a/tillsyn/A 35700-2025 tillsynsbegäran.docx
+++ b/tillsyn/A 35700-2025 tillsynsbegäran.docx
@@ -739,7 +739,7 @@
     <w:r>
       <w:tab/>
       <w:tab/>
-      <w:t>2025-10-16</w:t>
+      <w:t>2025-10-17</w:t>
       <w:br/>
       <w:br/>
     </w:r>

--- a/tillsyn/A 35700-2025 tillsynsbegäran.docx
+++ b/tillsyn/A 35700-2025 tillsynsbegäran.docx
@@ -739,7 +739,7 @@
     <w:r>
       <w:tab/>
       <w:tab/>
-      <w:t>2025-10-17</w:t>
+      <w:t>2025-10-18</w:t>
       <w:br/>
       <w:br/>
     </w:r>

--- a/tillsyn/A 35700-2025 tillsynsbegäran.docx
+++ b/tillsyn/A 35700-2025 tillsynsbegäran.docx
@@ -739,7 +739,7 @@
     <w:r>
       <w:tab/>
       <w:tab/>
-      <w:t>2025-10-18</w:t>
+      <w:t>2025-10-19</w:t>
       <w:br/>
       <w:br/>
     </w:r>

--- a/tillsyn/A 35700-2025 tillsynsbegäran.docx
+++ b/tillsyn/A 35700-2025 tillsynsbegäran.docx
@@ -739,7 +739,7 @@
     <w:r>
       <w:tab/>
       <w:tab/>
-      <w:t>2025-10-19</w:t>
+      <w:t>2025-10-20</w:t>
       <w:br/>
       <w:br/>
     </w:r>

--- a/tillsyn/A 35700-2025 tillsynsbegäran.docx
+++ b/tillsyn/A 35700-2025 tillsynsbegäran.docx
@@ -739,7 +739,7 @@
     <w:r>
       <w:tab/>
       <w:tab/>
-      <w:t>2025-10-20</w:t>
+      <w:t>2025-10-21</w:t>
       <w:br/>
       <w:br/>
     </w:r>

--- a/tillsyn/A 35700-2025 tillsynsbegäran.docx
+++ b/tillsyn/A 35700-2025 tillsynsbegäran.docx
@@ -239,6 +239,17 @@
       </w:r>
       <w:r>
         <w:t>, rödlistad som nära hotad och prioriterad art i Skogsvårdslagen har häckningsrevir i anmälan. Arten har minskat kraftigt de senaste 30 åren och minskningstakten innevarande 10-årsperiod beräknas till 20 (10–30) %. Talltitan är synnerligen trogen sitt cirka 15 hektar stora revir och är beroende av flerskiktade olikåldriga skogar för att kunna föda upp sina ungar. Talltitan försvinner om dess livsmiljö kalavverkas (Eggers &amp; Low (2014); Ekman (1979); Griesser et al (2007); Klein (2020); Siffczyk et al (2003); SLU Artdatabanken (2021).</w:t>
+      </w:r>
+    </w:p>
+    <w:p>
+      <w:r>
+        <w:rPr>
+          <w:b/>
+        </w:rPr>
+        <w:t>Tjäder (§4)</w:t>
+      </w:r>
+      <w:r>
+        <w:t xml:space="preserve"> är en utpräglad skogsfågel knuten till större sammanhängande barrskogsområden. Tupparna och hönorna utnyttjar till viss del olika miljöer, och habitatvalet varierar dessutom mellan olika delar av året. För att det ska finnas livskraftiga tjäderbestånd krävs funktionella skogslandskap med en blandning av uppvuxen, gles och luckig skog, täta sumpskogar, myrar och andra små våtmarker. Arten försvinner när skogen fragmenteras och den sammanlagda arealen hyggen och andra öppna områden blir för stor. Ett småskaligt och försiktigt virkesuttag genom hyggesfria metoder kan i vissa fall vara möjligt i området inom 200 m från lekcentrum. Längre ut från lekcentrum, inom 200–500 m bör den avverkade ytan inte överskrida 1 hektar för att undvika alltför stora och snabba förändringar (Skogsstyrelsen, 2019).</w:t>
       </w:r>
     </w:p>
     <w:p>
@@ -739,7 +750,7 @@
     <w:r>
       <w:tab/>
       <w:tab/>
-      <w:t>2025-10-21</w:t>
+      <w:t>2025-10-22</w:t>
       <w:br/>
       <w:br/>
     </w:r>

--- a/tillsyn/A 35700-2025 tillsynsbegäran.docx
+++ b/tillsyn/A 35700-2025 tillsynsbegäran.docx
@@ -750,7 +750,7 @@
     <w:r>
       <w:tab/>
       <w:tab/>
-      <w:t>2025-10-22</w:t>
+      <w:t>2025-10-23</w:t>
       <w:br/>
       <w:br/>
     </w:r>

--- a/tillsyn/A 35700-2025 tillsynsbegäran.docx
+++ b/tillsyn/A 35700-2025 tillsynsbegäran.docx
@@ -750,7 +750,7 @@
     <w:r>
       <w:tab/>
       <w:tab/>
-      <w:t>2025-10-23</w:t>
+      <w:t>2025-10-24</w:t>
       <w:br/>
       <w:br/>
     </w:r>

--- a/tillsyn/A 35700-2025 tillsynsbegäran.docx
+++ b/tillsyn/A 35700-2025 tillsynsbegäran.docx
@@ -750,7 +750,7 @@
     <w:r>
       <w:tab/>
       <w:tab/>
-      <w:t>2025-10-24</w:t>
+      <w:t>2025-10-25</w:t>
       <w:br/>
       <w:br/>
     </w:r>

--- a/tillsyn/A 35700-2025 tillsynsbegäran.docx
+++ b/tillsyn/A 35700-2025 tillsynsbegäran.docx
@@ -750,7 +750,7 @@
     <w:r>
       <w:tab/>
       <w:tab/>
-      <w:t>2025-10-25</w:t>
+      <w:t>2025-10-26</w:t>
       <w:br/>
       <w:br/>
     </w:r>

--- a/tillsyn/A 35700-2025 tillsynsbegäran.docx
+++ b/tillsyn/A 35700-2025 tillsynsbegäran.docx
@@ -750,7 +750,7 @@
     <w:r>
       <w:tab/>
       <w:tab/>
-      <w:t>2025-10-26</w:t>
+      <w:t>2025-10-27</w:t>
       <w:br/>
       <w:br/>
     </w:r>

--- a/tillsyn/A 35700-2025 tillsynsbegäran.docx
+++ b/tillsyn/A 35700-2025 tillsynsbegäran.docx
@@ -750,7 +750,7 @@
     <w:r>
       <w:tab/>
       <w:tab/>
-      <w:t>2025-10-27</w:t>
+      <w:t>2025-10-28</w:t>
       <w:br/>
       <w:br/>
     </w:r>

--- a/tillsyn/A 35700-2025 tillsynsbegäran.docx
+++ b/tillsyn/A 35700-2025 tillsynsbegäran.docx
@@ -750,7 +750,7 @@
     <w:r>
       <w:tab/>
       <w:tab/>
-      <w:t>2025-10-28</w:t>
+      <w:t>2025-10-29</w:t>
       <w:br/>
       <w:br/>
     </w:r>

--- a/tillsyn/A 35700-2025 tillsynsbegäran.docx
+++ b/tillsyn/A 35700-2025 tillsynsbegäran.docx
@@ -750,7 +750,7 @@
     <w:r>
       <w:tab/>
       <w:tab/>
-      <w:t>2025-10-29</w:t>
+      <w:t>2025-10-30</w:t>
       <w:br/>
       <w:br/>
     </w:r>

--- a/tillsyn/A 35700-2025 tillsynsbegäran.docx
+++ b/tillsyn/A 35700-2025 tillsynsbegäran.docx
@@ -750,7 +750,7 @@
     <w:r>
       <w:tab/>
       <w:tab/>
-      <w:t>2025-10-30</w:t>
+      <w:t>2025-10-31</w:t>
       <w:br/>
       <w:br/>
     </w:r>

--- a/tillsyn/A 35700-2025 tillsynsbegäran.docx
+++ b/tillsyn/A 35700-2025 tillsynsbegäran.docx
@@ -750,7 +750,7 @@
     <w:r>
       <w:tab/>
       <w:tab/>
-      <w:t>2025-10-31</w:t>
+      <w:t>2025-11-01</w:t>
       <w:br/>
       <w:br/>
     </w:r>

--- a/tillsyn/A 35700-2025 tillsynsbegäran.docx
+++ b/tillsyn/A 35700-2025 tillsynsbegäran.docx
@@ -750,7 +750,7 @@
     <w:r>
       <w:tab/>
       <w:tab/>
-      <w:t>2025-11-01</w:t>
+      <w:t>2025-11-02</w:t>
       <w:br/>
       <w:br/>
     </w:r>

--- a/tillsyn/A 35700-2025 tillsynsbegäran.docx
+++ b/tillsyn/A 35700-2025 tillsynsbegäran.docx
@@ -750,7 +750,7 @@
     <w:r>
       <w:tab/>
       <w:tab/>
-      <w:t>2025-11-02</w:t>
+      <w:t>2025-11-03</w:t>
       <w:br/>
       <w:br/>
     </w:r>

--- a/tillsyn/A 35700-2025 tillsynsbegäran.docx
+++ b/tillsyn/A 35700-2025 tillsynsbegäran.docx
@@ -750,7 +750,7 @@
     <w:r>
       <w:tab/>
       <w:tab/>
-      <w:t>2025-11-03</w:t>
+      <w:t>2025-11-04</w:t>
       <w:br/>
       <w:br/>
     </w:r>

--- a/tillsyn/A 35700-2025 tillsynsbegäran.docx
+++ b/tillsyn/A 35700-2025 tillsynsbegäran.docx
@@ -750,7 +750,7 @@
     <w:r>
       <w:tab/>
       <w:tab/>
-      <w:t>2025-11-04</w:t>
+      <w:t>2025-11-05</w:t>
       <w:br/>
       <w:br/>
     </w:r>

--- a/tillsyn/A 35700-2025 tillsynsbegäran.docx
+++ b/tillsyn/A 35700-2025 tillsynsbegäran.docx
@@ -750,7 +750,7 @@
     <w:r>
       <w:tab/>
       <w:tab/>
-      <w:t>2025-11-05</w:t>
+      <w:t>2025-11-06</w:t>
       <w:br/>
       <w:br/>
     </w:r>

--- a/tillsyn/A 35700-2025 tillsynsbegäran.docx
+++ b/tillsyn/A 35700-2025 tillsynsbegäran.docx
@@ -750,7 +750,7 @@
     <w:r>
       <w:tab/>
       <w:tab/>
-      <w:t>2025-11-06</w:t>
+      <w:t>2025-11-07</w:t>
       <w:br/>
       <w:br/>
     </w:r>

--- a/tillsyn/A 35700-2025 tillsynsbegäran.docx
+++ b/tillsyn/A 35700-2025 tillsynsbegäran.docx
@@ -750,7 +750,7 @@
     <w:r>
       <w:tab/>
       <w:tab/>
-      <w:t>2025-11-07</w:t>
+      <w:t>2025-11-08</w:t>
       <w:br/>
       <w:br/>
     </w:r>

--- a/tillsyn/A 35700-2025 tillsynsbegäran.docx
+++ b/tillsyn/A 35700-2025 tillsynsbegäran.docx
@@ -750,7 +750,7 @@
     <w:r>
       <w:tab/>
       <w:tab/>
-      <w:t>2025-11-08</w:t>
+      <w:t>2025-11-09</w:t>
       <w:br/>
       <w:br/>
     </w:r>

--- a/tillsyn/A 35700-2025 tillsynsbegäran.docx
+++ b/tillsyn/A 35700-2025 tillsynsbegäran.docx
@@ -750,7 +750,7 @@
     <w:r>
       <w:tab/>
       <w:tab/>
-      <w:t>2025-11-09</w:t>
+      <w:t>2025-11-10</w:t>
       <w:br/>
       <w:br/>
     </w:r>

--- a/tillsyn/A 35700-2025 tillsynsbegäran.docx
+++ b/tillsyn/A 35700-2025 tillsynsbegäran.docx
@@ -750,7 +750,7 @@
     <w:r>
       <w:tab/>
       <w:tab/>
-      <w:t>2025-11-10</w:t>
+      <w:t>2025-11-11</w:t>
       <w:br/>
       <w:br/>
     </w:r>

--- a/tillsyn/A 35700-2025 tillsynsbegäran.docx
+++ b/tillsyn/A 35700-2025 tillsynsbegäran.docx
@@ -750,7 +750,7 @@
     <w:r>
       <w:tab/>
       <w:tab/>
-      <w:t>2025-11-11</w:t>
+      <w:t>2025-11-12</w:t>
       <w:br/>
       <w:br/>
     </w:r>

--- a/tillsyn/A 35700-2025 tillsynsbegäran.docx
+++ b/tillsyn/A 35700-2025 tillsynsbegäran.docx
@@ -750,7 +750,7 @@
     <w:r>
       <w:tab/>
       <w:tab/>
-      <w:t>2025-11-12</w:t>
+      <w:t>2025-11-13</w:t>
       <w:br/>
       <w:br/>
     </w:r>

--- a/tillsyn/A 35700-2025 tillsynsbegäran.docx
+++ b/tillsyn/A 35700-2025 tillsynsbegäran.docx
@@ -750,7 +750,7 @@
     <w:r>
       <w:tab/>
       <w:tab/>
-      <w:t>2025-11-13</w:t>
+      <w:t>2025-11-14</w:t>
       <w:br/>
       <w:br/>
     </w:r>

--- a/tillsyn/A 35700-2025 tillsynsbegäran.docx
+++ b/tillsyn/A 35700-2025 tillsynsbegäran.docx
@@ -750,7 +750,7 @@
     <w:r>
       <w:tab/>
       <w:tab/>
-      <w:t>2025-11-14</w:t>
+      <w:t>2025-11-15</w:t>
       <w:br/>
       <w:br/>
     </w:r>

--- a/tillsyn/A 35700-2025 tillsynsbegäran.docx
+++ b/tillsyn/A 35700-2025 tillsynsbegäran.docx
@@ -750,7 +750,7 @@
     <w:r>
       <w:tab/>
       <w:tab/>
-      <w:t>2025-11-15</w:t>
+      <w:t>2025-11-20</w:t>
       <w:br/>
       <w:br/>
     </w:r>

--- a/tillsyn/A 35700-2025 tillsynsbegäran.docx
+++ b/tillsyn/A 35700-2025 tillsynsbegäran.docx
@@ -750,7 +750,7 @@
     <w:r>
       <w:tab/>
       <w:tab/>
-      <w:t>2025-11-20</w:t>
+      <w:t>2025-11-21</w:t>
       <w:br/>
       <w:br/>
     </w:r>

--- a/tillsyn/A 35700-2025 tillsynsbegäran.docx
+++ b/tillsyn/A 35700-2025 tillsynsbegäran.docx
@@ -750,7 +750,7 @@
     <w:r>
       <w:tab/>
       <w:tab/>
-      <w:t>2025-11-21</w:t>
+      <w:t>2025-11-22</w:t>
       <w:br/>
       <w:br/>
     </w:r>

--- a/tillsyn/A 35700-2025 tillsynsbegäran.docx
+++ b/tillsyn/A 35700-2025 tillsynsbegäran.docx
@@ -750,7 +750,7 @@
     <w:r>
       <w:tab/>
       <w:tab/>
-      <w:t>2025-11-22</w:t>
+      <w:t>2025-11-23</w:t>
       <w:br/>
       <w:br/>
     </w:r>

--- a/tillsyn/A 35700-2025 tillsynsbegäran.docx
+++ b/tillsyn/A 35700-2025 tillsynsbegäran.docx
@@ -750,7 +750,7 @@
     <w:r>
       <w:tab/>
       <w:tab/>
-      <w:t>2025-11-23</w:t>
+      <w:t>2025-11-24</w:t>
       <w:br/>
       <w:br/>
     </w:r>

--- a/tillsyn/A 35700-2025 tillsynsbegäran.docx
+++ b/tillsyn/A 35700-2025 tillsynsbegäran.docx
@@ -750,7 +750,7 @@
     <w:r>
       <w:tab/>
       <w:tab/>
-      <w:t>2025-11-24</w:t>
+      <w:t>2025-11-25</w:t>
       <w:br/>
       <w:br/>
     </w:r>

--- a/tillsyn/A 35700-2025 tillsynsbegäran.docx
+++ b/tillsyn/A 35700-2025 tillsynsbegäran.docx
@@ -750,7 +750,7 @@
     <w:r>
       <w:tab/>
       <w:tab/>
-      <w:t>2025-11-25</w:t>
+      <w:t>2025-11-26</w:t>
       <w:br/>
       <w:br/>
     </w:r>

--- a/tillsyn/A 35700-2025 tillsynsbegäran.docx
+++ b/tillsyn/A 35700-2025 tillsynsbegäran.docx
@@ -750,7 +750,7 @@
     <w:r>
       <w:tab/>
       <w:tab/>
-      <w:t>2025-11-26</w:t>
+      <w:t>2025-11-27</w:t>
       <w:br/>
       <w:br/>
     </w:r>

--- a/tillsyn/A 35700-2025 tillsynsbegäran.docx
+++ b/tillsyn/A 35700-2025 tillsynsbegäran.docx
@@ -750,7 +750,7 @@
     <w:r>
       <w:tab/>
       <w:tab/>
-      <w:t>2025-11-27</w:t>
+      <w:t>2025-11-28</w:t>
       <w:br/>
       <w:br/>
     </w:r>

--- a/tillsyn/A 35700-2025 tillsynsbegäran.docx
+++ b/tillsyn/A 35700-2025 tillsynsbegäran.docx
@@ -750,7 +750,7 @@
     <w:r>
       <w:tab/>
       <w:tab/>
-      <w:t>2025-11-28</w:t>
+      <w:t>2025-11-29</w:t>
       <w:br/>
       <w:br/>
     </w:r>

--- a/tillsyn/A 35700-2025 tillsynsbegäran.docx
+++ b/tillsyn/A 35700-2025 tillsynsbegäran.docx
@@ -750,7 +750,7 @@
     <w:r>
       <w:tab/>
       <w:tab/>
-      <w:t>2025-11-29</w:t>
+      <w:t>2025-11-30</w:t>
       <w:br/>
       <w:br/>
     </w:r>

--- a/tillsyn/A 35700-2025 tillsynsbegäran.docx
+++ b/tillsyn/A 35700-2025 tillsynsbegäran.docx
@@ -750,7 +750,7 @@
     <w:r>
       <w:tab/>
       <w:tab/>
-      <w:t>2025-11-30</w:t>
+      <w:t>2025-12-01</w:t>
       <w:br/>
       <w:br/>
     </w:r>

--- a/tillsyn/A 35700-2025 tillsynsbegäran.docx
+++ b/tillsyn/A 35700-2025 tillsynsbegäran.docx
@@ -750,7 +750,7 @@
     <w:r>
       <w:tab/>
       <w:tab/>
-      <w:t>2025-12-01</w:t>
+      <w:t>2025-12-02</w:t>
       <w:br/>
       <w:br/>
     </w:r>

--- a/tillsyn/A 35700-2025 tillsynsbegäran.docx
+++ b/tillsyn/A 35700-2025 tillsynsbegäran.docx
@@ -750,7 +750,7 @@
     <w:r>
       <w:tab/>
       <w:tab/>
-      <w:t>2025-12-02</w:t>
+      <w:t>2025-12-03</w:t>
       <w:br/>
       <w:br/>
     </w:r>

--- a/tillsyn/A 35700-2025 tillsynsbegäran.docx
+++ b/tillsyn/A 35700-2025 tillsynsbegäran.docx
@@ -750,7 +750,7 @@
     <w:r>
       <w:tab/>
       <w:tab/>
-      <w:t>2025-12-03</w:t>
+      <w:t>2025-12-04</w:t>
       <w:br/>
       <w:br/>
     </w:r>

--- a/tillsyn/A 35700-2025 tillsynsbegäran.docx
+++ b/tillsyn/A 35700-2025 tillsynsbegäran.docx
@@ -750,7 +750,7 @@
     <w:r>
       <w:tab/>
       <w:tab/>
-      <w:t>2025-12-04</w:t>
+      <w:t>2025-12-05</w:t>
       <w:br/>
       <w:br/>
     </w:r>

--- a/tillsyn/A 35700-2025 tillsynsbegäran.docx
+++ b/tillsyn/A 35700-2025 tillsynsbegäran.docx
@@ -750,7 +750,7 @@
     <w:r>
       <w:tab/>
       <w:tab/>
-      <w:t>2025-12-05</w:t>
+      <w:t>2025-12-06</w:t>
       <w:br/>
       <w:br/>
     </w:r>

--- a/tillsyn/A 35700-2025 tillsynsbegäran.docx
+++ b/tillsyn/A 35700-2025 tillsynsbegäran.docx
@@ -750,7 +750,7 @@
     <w:r>
       <w:tab/>
       <w:tab/>
-      <w:t>2025-12-06</w:t>
+      <w:t>2025-12-07</w:t>
       <w:br/>
       <w:br/>
     </w:r>

--- a/tillsyn/A 35700-2025 tillsynsbegäran.docx
+++ b/tillsyn/A 35700-2025 tillsynsbegäran.docx
@@ -750,7 +750,7 @@
     <w:r>
       <w:tab/>
       <w:tab/>
-      <w:t>2025-12-07</w:t>
+      <w:t>2025-12-08</w:t>
       <w:br/>
       <w:br/>
     </w:r>

--- a/tillsyn/A 35700-2025 tillsynsbegäran.docx
+++ b/tillsyn/A 35700-2025 tillsynsbegäran.docx
@@ -750,7 +750,7 @@
     <w:r>
       <w:tab/>
       <w:tab/>
-      <w:t>2025-12-08</w:t>
+      <w:t>2025-12-09</w:t>
       <w:br/>
       <w:br/>
     </w:r>

--- a/tillsyn/A 35700-2025 tillsynsbegäran.docx
+++ b/tillsyn/A 35700-2025 tillsynsbegäran.docx
@@ -750,7 +750,7 @@
     <w:r>
       <w:tab/>
       <w:tab/>
-      <w:t>2025-12-09</w:t>
+      <w:t>2025-12-10</w:t>
       <w:br/>
       <w:br/>
     </w:r>

--- a/tillsyn/A 35700-2025 tillsynsbegäran.docx
+++ b/tillsyn/A 35700-2025 tillsynsbegäran.docx
@@ -750,7 +750,7 @@
     <w:r>
       <w:tab/>
       <w:tab/>
-      <w:t>2025-12-10</w:t>
+      <w:t>2025-12-11</w:t>
       <w:br/>
       <w:br/>
     </w:r>

--- a/tillsyn/A 35700-2025 tillsynsbegäran.docx
+++ b/tillsyn/A 35700-2025 tillsynsbegäran.docx
@@ -750,7 +750,7 @@
     <w:r>
       <w:tab/>
       <w:tab/>
-      <w:t>2025-12-11</w:t>
+      <w:t>2025-12-12</w:t>
       <w:br/>
       <w:br/>
     </w:r>

--- a/tillsyn/A 35700-2025 tillsynsbegäran.docx
+++ b/tillsyn/A 35700-2025 tillsynsbegäran.docx
@@ -750,7 +750,7 @@
     <w:r>
       <w:tab/>
       <w:tab/>
-      <w:t>2025-12-12</w:t>
+      <w:t>2025-12-13</w:t>
       <w:br/>
       <w:br/>
     </w:r>

--- a/tillsyn/A 35700-2025 tillsynsbegäran.docx
+++ b/tillsyn/A 35700-2025 tillsynsbegäran.docx
@@ -750,7 +750,7 @@
     <w:r>
       <w:tab/>
       <w:tab/>
-      <w:t>2025-12-19</w:t>
+      <w:t>2025-12-20</w:t>
       <w:br/>
       <w:br/>
     </w:r>

--- a/tillsyn/A 35700-2025 tillsynsbegäran.docx
+++ b/tillsyn/A 35700-2025 tillsynsbegäran.docx
@@ -750,7 +750,7 @@
     <w:r>
       <w:tab/>
       <w:tab/>
-      <w:t>2025-12-20</w:t>
+      <w:t>2025-12-21</w:t>
       <w:br/>
       <w:br/>
     </w:r>

--- a/tillsyn/A 35700-2025 tillsynsbegäran.docx
+++ b/tillsyn/A 35700-2025 tillsynsbegäran.docx
@@ -750,7 +750,7 @@
     <w:r>
       <w:tab/>
       <w:tab/>
-      <w:t>2025-12-21</w:t>
+      <w:t>2025-12-22</w:t>
       <w:br/>
       <w:br/>
     </w:r>

--- a/tillsyn/A 35700-2025 tillsynsbegäran.docx
+++ b/tillsyn/A 35700-2025 tillsynsbegäran.docx
@@ -750,7 +750,7 @@
     <w:r>
       <w:tab/>
       <w:tab/>
-      <w:t>2025-12-22</w:t>
+      <w:t>2025-12-26</w:t>
       <w:br/>
       <w:br/>
     </w:r>

--- a/tillsyn/A 35700-2025 tillsynsbegäran.docx
+++ b/tillsyn/A 35700-2025 tillsynsbegäran.docx
@@ -750,7 +750,7 @@
     <w:r>
       <w:tab/>
       <w:tab/>
-      <w:t>2025-12-26</w:t>
+      <w:t>2025-12-28</w:t>
       <w:br/>
       <w:br/>
     </w:r>

--- a/tillsyn/A 35700-2025 tillsynsbegäran.docx
+++ b/tillsyn/A 35700-2025 tillsynsbegäran.docx
@@ -750,7 +750,7 @@
     <w:r>
       <w:tab/>
       <w:tab/>
-      <w:t>2025-12-28</w:t>
+      <w:t>2025-12-29</w:t>
       <w:br/>
       <w:br/>
     </w:r>

--- a/tillsyn/A 35700-2025 tillsynsbegäran.docx
+++ b/tillsyn/A 35700-2025 tillsynsbegäran.docx
@@ -750,7 +750,7 @@
     <w:r>
       <w:tab/>
       <w:tab/>
-      <w:t>2025-12-29</w:t>
+      <w:t>2025-12-30</w:t>
       <w:br/>
       <w:br/>
     </w:r>

--- a/tillsyn/A 35700-2025 tillsynsbegäran.docx
+++ b/tillsyn/A 35700-2025 tillsynsbegäran.docx
@@ -750,7 +750,7 @@
     <w:r>
       <w:tab/>
       <w:tab/>
-      <w:t>2025-12-30</w:t>
+      <w:t>2025-12-31</w:t>
       <w:br/>
       <w:br/>
     </w:r>

--- a/tillsyn/A 35700-2025 tillsynsbegäran.docx
+++ b/tillsyn/A 35700-2025 tillsynsbegäran.docx
@@ -750,7 +750,7 @@
     <w:r>
       <w:tab/>
       <w:tab/>
-      <w:t>2025-12-31</w:t>
+      <w:t>2026-01-03</w:t>
       <w:br/>
       <w:br/>
     </w:r>

--- a/tillsyn/A 35700-2025 tillsynsbegäran.docx
+++ b/tillsyn/A 35700-2025 tillsynsbegäran.docx
@@ -750,7 +750,7 @@
     <w:r>
       <w:tab/>
       <w:tab/>
-      <w:t>2026-01-07</w:t>
+      <w:t>2026-01-08</w:t>
       <w:br/>
       <w:br/>
     </w:r>

--- a/tillsyn/A 35700-2025 tillsynsbegäran.docx
+++ b/tillsyn/A 35700-2025 tillsynsbegäran.docx
@@ -35,7 +35,7 @@
     </w:p>
     <w:p>
       <w:r>
-        <w:t>I avverkningsanmälan har följande 9 naturvårdsarter hittats: garnlav (NT), granticka (NT), knottrig blåslav (NT), lunglav (NT), skrovellav (NT), talltita (NT, §4), stuplav (S), lavskrika (§4) och tjäder (§4). Av dessa är 6 rödlistade. För rödlistade arter har rödlistekategorin angivits inom parentes. Arter som är signalarter enligt Skogsstyrelsen har markerats med (S). För fridlysta arter anges även paragrafen i Artskyddsförordningen som arten är fridlyst enligt.</w:t>
+        <w:t>I avverkningsanmälan har följande 12 naturvårdsarter hittats: gammelgransskål (NT), garnlav (NT), granticka (NT), harticka (NT), knottrig blåslav (NT), lunglav (NT), skrovellav (NT), talltita (NT, §4), vitgrynig nållav (NT), stuplav (S), lavskrika (§4) och tjäder (§4). Av dessa är 9 rödlistade. För rödlistade arter har rödlistekategorin angivits inom parentes. Arter som är signalarter enligt Skogsstyrelsen har markerats med (S). För fridlysta arter anges även paragrafen i Artskyddsförordningen som arten är fridlyst enligt.</w:t>
       </w:r>
     </w:p>
     <w:p>
@@ -50,7 +50,7 @@
       <w:r>
         <w:drawing>
           <wp:inline xmlns:a="http://schemas.openxmlformats.org/drawingml/2006/main" xmlns:pic="http://schemas.openxmlformats.org/drawingml/2006/picture">
-            <wp:extent cx="5486400" cy="5889325"/>
+            <wp:extent cx="5486400" cy="5807529"/>
             <wp:docPr id="1" name="Picture 1"/>
             <wp:cNvGraphicFramePr>
               <a:graphicFrameLocks noChangeAspect="1"/>
@@ -71,7 +71,7 @@
                   <pic:spPr>
                     <a:xfrm>
                       <a:off x="0" y="0"/>
-                      <a:ext cx="5486400" cy="5889325"/>
+                      <a:ext cx="5486400" cy="5807529"/>
                     </a:xfrm>
                     <a:prstGeom prst="rect"/>
                   </pic:spPr>
@@ -95,6 +95,17 @@
         <w:rPr>
           <w:b/>
         </w:rPr>
+        <w:t>Gammelgransskål (NT)</w:t>
+      </w:r>
+      <w:r>
+        <w:t xml:space="preserve"> är en liten skålsvamp som växer på gamla granar med skrovlig bark. Typiska växtplatser är gransumpskog i myrkanter, bäckdråg, bäckraviner och skuggiga bergssluttningar, men också skog på torrare mark kan hysa arten om beståndet har stark naturskogskaraktär. Bestånd med arten bör behandlas som nyckelbiotoper och sparas vid en slutavverkning. Även gallring bör undvikas (SLU Artdatabanken, 2024; Nitare &amp; Skogsstyrelsen, 2019).</w:t>
+      </w:r>
+    </w:p>
+    <w:p>
+      <w:r>
+        <w:rPr>
+          <w:b/>
+        </w:rPr>
         <w:t>Garnlav (NT)</w:t>
       </w:r>
       <w:r>
@@ -110,6 +121,17 @@
       </w:r>
       <w:r>
         <w:t xml:space="preserve"> förekommer främst i äldre skogar med naturskogskaraktär, liksom i dimensionsavverkade och plockhuggna skogar. I äldre grannaturskog i norra Sverige är den alltjämt en förhållandevis vanlig karaktärsart, medan den längre söderut blir allt mer sällsynt. I Götaland och delar av Svealand är den en god signalart för skyddsvärda granskogsmiljöer. Arten bedöms ha minskat starkt under senare år på grund av skogsavverkningar, då den framför allt växer i äldre granskog med långvarig grankontinuitet. I urskogsliknande bestånd i norra Sverige kan ibland påträffas den mycket sällsynta tickan grantickeporing (VU), som lever på döda grantickor (SLU Artdatabanken, 2024; Nitare &amp; Skogsstyrelsen, 2019).</w:t>
+      </w:r>
+    </w:p>
+    <w:p>
+      <w:r>
+        <w:rPr>
+          <w:b/>
+        </w:rPr>
+        <w:t>Harticka (NT)</w:t>
+      </w:r>
+      <w:r>
+        <w:t xml:space="preserve"> är normalt en mycket bra signalart för granskogar med höga naturvärden. Även när svampen påträffas i mer påverkade skogar är det nästan alltid fråga om skogsmiljöer i sena successionsstadier med höga naturvärden. Skogsskötselåtgärder på eller i omedelbar närhet av växtplatserna kan innebära ett hot mot arten (SLU Artdatabanken, 2024; Nitare &amp; Skogsstyrelsen, 2019).</w:t>
       </w:r>
     </w:p>
     <w:p>
@@ -190,6 +212,17 @@
       </w:r>
       <w:r>
         <w:t xml:space="preserve"> (EN), som växer på stuplav (SLU Artdatabanken, 2024; Nitare &amp; Skogsstyrelsen, 2019).</w:t>
+      </w:r>
+    </w:p>
+    <w:p>
+      <w:r>
+        <w:rPr>
+          <w:b/>
+        </w:rPr>
+        <w:t>Vitgrynig nållav (NT)</w:t>
+      </w:r>
+      <w:r>
+        <w:t xml:space="preserve"> växer nästan uteslutande på bark av gamla, senvuxna granar i skuggiga lägen med hög och jämn luftfuktighet. Den vanligaste naturtypen för arten är kontinuitetsskogar på frisk mark men den finns också i sumpgranskogar. På lång sikt utgör avverkningar av olikåldriga granskogar av naturskogskaraktär ett allvarligt hot mot arten och skogsbruksåtgärder på eller i närheten av växtplatserna bör undvikas. Naturskogsartade, fuktiga granskogar med förekomster av arten signalerar höga biologiska värden och bör bevaras (SLU Artdatabanken, 2024; Nitare &amp; Skogsstyrelsen, 2019).</w:t>
       </w:r>
     </w:p>
     <w:p>
@@ -750,7 +783,7 @@
     <w:r>
       <w:tab/>
       <w:tab/>
-      <w:t>2026-01-08</w:t>
+      <w:t>2026-01-09</w:t>
       <w:br/>
       <w:br/>
     </w:r>

--- a/tillsyn/A 35700-2025 tillsynsbegäran.docx
+++ b/tillsyn/A 35700-2025 tillsynsbegäran.docx
@@ -783,7 +783,7 @@
     <w:r>
       <w:tab/>
       <w:tab/>
-      <w:t>2026-01-09</w:t>
+      <w:t>2026-01-10</w:t>
       <w:br/>
       <w:br/>
     </w:r>

--- a/tillsyn/A 35700-2025 tillsynsbegäran.docx
+++ b/tillsyn/A 35700-2025 tillsynsbegäran.docx
@@ -783,7 +783,7 @@
     <w:r>
       <w:tab/>
       <w:tab/>
-      <w:t>2026-01-10</w:t>
+      <w:t>2026-01-11</w:t>
       <w:br/>
       <w:br/>
     </w:r>

--- a/tillsyn/A 35700-2025 tillsynsbegäran.docx
+++ b/tillsyn/A 35700-2025 tillsynsbegäran.docx
@@ -783,7 +783,7 @@
     <w:r>
       <w:tab/>
       <w:tab/>
-      <w:t>2026-01-11</w:t>
+      <w:t>2026-01-12</w:t>
       <w:br/>
       <w:br/>
     </w:r>

--- a/tillsyn/A 35700-2025 tillsynsbegäran.docx
+++ b/tillsyn/A 35700-2025 tillsynsbegäran.docx
@@ -783,7 +783,7 @@
     <w:r>
       <w:tab/>
       <w:tab/>
-      <w:t>2026-01-12</w:t>
+      <w:t>2026-01-13</w:t>
       <w:br/>
       <w:br/>
     </w:r>

--- a/tillsyn/A 35700-2025 tillsynsbegäran.docx
+++ b/tillsyn/A 35700-2025 tillsynsbegäran.docx
@@ -783,7 +783,7 @@
     <w:r>
       <w:tab/>
       <w:tab/>
-      <w:t>2026-01-13</w:t>
+      <w:t>2026-01-14</w:t>
       <w:br/>
       <w:br/>
     </w:r>

--- a/tillsyn/A 35700-2025 tillsynsbegäran.docx
+++ b/tillsyn/A 35700-2025 tillsynsbegäran.docx
@@ -783,7 +783,7 @@
     <w:r>
       <w:tab/>
       <w:tab/>
-      <w:t>2026-01-14</w:t>
+      <w:t>2026-01-15</w:t>
       <w:br/>
       <w:br/>
     </w:r>

--- a/tillsyn/A 35700-2025 tillsynsbegäran.docx
+++ b/tillsyn/A 35700-2025 tillsynsbegäran.docx
@@ -783,7 +783,7 @@
     <w:r>
       <w:tab/>
       <w:tab/>
-      <w:t>2026-01-15</w:t>
+      <w:t>2026-01-16</w:t>
       <w:br/>
       <w:br/>
     </w:r>

--- a/tillsyn/A 35700-2025 tillsynsbegäran.docx
+++ b/tillsyn/A 35700-2025 tillsynsbegäran.docx
@@ -783,7 +783,7 @@
     <w:r>
       <w:tab/>
       <w:tab/>
-      <w:t>2026-01-16</w:t>
+      <w:t>2026-01-17</w:t>
       <w:br/>
       <w:br/>
     </w:r>

--- a/tillsyn/A 35700-2025 tillsynsbegäran.docx
+++ b/tillsyn/A 35700-2025 tillsynsbegäran.docx
@@ -783,7 +783,7 @@
     <w:r>
       <w:tab/>
       <w:tab/>
-      <w:t>2026-01-17</w:t>
+      <w:t>2026-01-18</w:t>
       <w:br/>
       <w:br/>
     </w:r>

--- a/tillsyn/A 35700-2025 tillsynsbegäran.docx
+++ b/tillsyn/A 35700-2025 tillsynsbegäran.docx
@@ -783,7 +783,7 @@
     <w:r>
       <w:tab/>
       <w:tab/>
-      <w:t>2026-01-18</w:t>
+      <w:t>2026-01-19</w:t>
       <w:br/>
       <w:br/>
     </w:r>

--- a/tillsyn/A 35700-2025 tillsynsbegäran.docx
+++ b/tillsyn/A 35700-2025 tillsynsbegäran.docx
@@ -783,7 +783,7 @@
     <w:r>
       <w:tab/>
       <w:tab/>
-      <w:t>2026-01-19</w:t>
+      <w:t>2026-01-20</w:t>
       <w:br/>
       <w:br/>
     </w:r>

--- a/tillsyn/A 35700-2025 tillsynsbegäran.docx
+++ b/tillsyn/A 35700-2025 tillsynsbegäran.docx
@@ -783,7 +783,7 @@
     <w:r>
       <w:tab/>
       <w:tab/>
-      <w:t>2026-01-20</w:t>
+      <w:t>2026-01-21</w:t>
       <w:br/>
       <w:br/>
     </w:r>

--- a/tillsyn/A 35700-2025 tillsynsbegäran.docx
+++ b/tillsyn/A 35700-2025 tillsynsbegäran.docx
@@ -783,7 +783,7 @@
     <w:r>
       <w:tab/>
       <w:tab/>
-      <w:t>2026-01-21</w:t>
+      <w:t>2026-01-23</w:t>
       <w:br/>
       <w:br/>
     </w:r>

--- a/tillsyn/A 35700-2025 tillsynsbegäran.docx
+++ b/tillsyn/A 35700-2025 tillsynsbegäran.docx
@@ -783,7 +783,7 @@
     <w:r>
       <w:tab/>
       <w:tab/>
-      <w:t>2026-01-23</w:t>
+      <w:t>2026-01-24</w:t>
       <w:br/>
       <w:br/>
     </w:r>

--- a/tillsyn/A 35700-2025 tillsynsbegäran.docx
+++ b/tillsyn/A 35700-2025 tillsynsbegäran.docx
@@ -783,7 +783,7 @@
     <w:r>
       <w:tab/>
       <w:tab/>
-      <w:t>2026-01-24</w:t>
+      <w:t>2026-01-25</w:t>
       <w:br/>
       <w:br/>
     </w:r>

--- a/tillsyn/A 35700-2025 tillsynsbegäran.docx
+++ b/tillsyn/A 35700-2025 tillsynsbegäran.docx
@@ -783,7 +783,7 @@
     <w:r>
       <w:tab/>
       <w:tab/>
-      <w:t>2026-01-25</w:t>
+      <w:t>2026-01-26</w:t>
       <w:br/>
       <w:br/>
     </w:r>

--- a/tillsyn/A 35700-2025 tillsynsbegäran.docx
+++ b/tillsyn/A 35700-2025 tillsynsbegäran.docx
@@ -783,7 +783,7 @@
     <w:r>
       <w:tab/>
       <w:tab/>
-      <w:t>2026-01-26</w:t>
+      <w:t>2026-01-27</w:t>
       <w:br/>
       <w:br/>
     </w:r>

--- a/tillsyn/A 35700-2025 tillsynsbegäran.docx
+++ b/tillsyn/A 35700-2025 tillsynsbegäran.docx
@@ -783,7 +783,7 @@
     <w:r>
       <w:tab/>
       <w:tab/>
-      <w:t>2026-01-27</w:t>
+      <w:t>2026-01-28</w:t>
       <w:br/>
       <w:br/>
     </w:r>

--- a/tillsyn/A 35700-2025 tillsynsbegäran.docx
+++ b/tillsyn/A 35700-2025 tillsynsbegäran.docx
@@ -976,7 +976,7 @@
     <w:r>
       <w:tab/>
       <w:tab/>
-      <w:t>2026-03-01</w:t>
+      <w:t>2026-03-02</w:t>
       <w:br/>
       <w:br/>
     </w:r>

--- a/tillsyn/A 35700-2025 tillsynsbegäran.docx
+++ b/tillsyn/A 35700-2025 tillsynsbegäran.docx
@@ -133,7 +133,7 @@
         <w:rPr>
           <w:i/>
         </w:rPr>
-        <w:t xml:space="preserve"> 9070 Trädklädd betesmark </w:t>
+        <w:t xml:space="preserve"> 9070 Trädklädd betesmark</w:t>
       </w:r>
       <w:r>
         <w:t xml:space="preserve"> (SLU Artdatabanken, 2024).</w:t>
@@ -976,7 +976,7 @@
     <w:r>
       <w:tab/>
       <w:tab/>
-      <w:t>2026-03-02</w:t>
+      <w:t>2026-03-03</w:t>
       <w:br/>
       <w:br/>
     </w:r>

--- a/tillsyn/A 35700-2025 tillsynsbegäran.docx
+++ b/tillsyn/A 35700-2025 tillsynsbegäran.docx
@@ -976,7 +976,7 @@
     <w:r>
       <w:tab/>
       <w:tab/>
-      <w:t>2026-03-03</w:t>
+      <w:t>2026-03-04</w:t>
       <w:br/>
       <w:br/>
     </w:r>

--- a/tillsyn/A 35700-2025 tillsynsbegäran.docx
+++ b/tillsyn/A 35700-2025 tillsynsbegäran.docx
@@ -976,7 +976,7 @@
     <w:r>
       <w:tab/>
       <w:tab/>
-      <w:t>2026-03-04</w:t>
+      <w:t>2026-03-05</w:t>
       <w:br/>
       <w:br/>
     </w:r>

--- a/tillsyn/A 35700-2025 tillsynsbegäran.docx
+++ b/tillsyn/A 35700-2025 tillsynsbegäran.docx
@@ -976,7 +976,7 @@
     <w:r>
       <w:tab/>
       <w:tab/>
-      <w:t>2026-03-05</w:t>
+      <w:t>2026-03-06</w:t>
       <w:br/>
       <w:br/>
     </w:r>

--- a/tillsyn/A 35700-2025 tillsynsbegäran.docx
+++ b/tillsyn/A 35700-2025 tillsynsbegäran.docx
@@ -976,7 +976,7 @@
     <w:r>
       <w:tab/>
       <w:tab/>
-      <w:t>2026-03-06</w:t>
+      <w:t>2026-03-07</w:t>
       <w:br/>
       <w:br/>
     </w:r>

--- a/tillsyn/A 35700-2025 tillsynsbegäran.docx
+++ b/tillsyn/A 35700-2025 tillsynsbegäran.docx
@@ -976,7 +976,7 @@
     <w:r>
       <w:tab/>
       <w:tab/>
-      <w:t>2026-03-07</w:t>
+      <w:t>2026-03-08</w:t>
       <w:br/>
       <w:br/>
     </w:r>

--- a/tillsyn/A 35700-2025 tillsynsbegäran.docx
+++ b/tillsyn/A 35700-2025 tillsynsbegäran.docx
@@ -976,7 +976,7 @@
     <w:r>
       <w:tab/>
       <w:tab/>
-      <w:t>2026-03-08</w:t>
+      <w:t>2026-03-09</w:t>
       <w:br/>
       <w:br/>
     </w:r>

--- a/tillsyn/A 35700-2025 tillsynsbegäran.docx
+++ b/tillsyn/A 35700-2025 tillsynsbegäran.docx
@@ -976,7 +976,7 @@
     <w:r>
       <w:tab/>
       <w:tab/>
-      <w:t>2026-03-09</w:t>
+      <w:t>2026-03-10</w:t>
       <w:br/>
       <w:br/>
     </w:r>

--- a/tillsyn/A 35700-2025 tillsynsbegäran.docx
+++ b/tillsyn/A 35700-2025 tillsynsbegäran.docx
@@ -379,7 +379,7 @@
         <w:t>9010 Taiga</w:t>
       </w:r>
       <w:r>
-        <w:t xml:space="preserve"> och prioriterad art i Skogsvårdslagen, är en mycket stationär fågel, som häckar i äldre, slutna och hänglavsrika barrskogar. Reviren är livslånga med hemområden som varierar mellan 50 och 150 ha. Inom ett revir av hög kvalitet finns det som regel ett eller flera kärnområden (1–20 ha) med relativt tät flerskiktad granskog. Arten missgynnas när flerskiktad skog omförs till enskiktade bestånd och även röjning och hård gallring är starkt negativt. Lavskrikan har relativt stora hemområden och försvinner när den äldre skogen fragmenteras, särskilt allvarligt är när kärnområdena avverkas. (Skogsstyrelsen 2016). Populationen har minskat med 20–40 % de senaste 30 åren. Arten försvinner successivt framför allt vid dess utbredningsgränser (SLU Artdatabanken, 2021).</w:t>
+        <w:t xml:space="preserve"> och prioriterad art i Skogsvårdslagen, är en mycket stationär fågel, som häckar i äldre, slutna och hänglavsrika barrskogar. Reviren är livslånga med hemområden som varierar mellan 50 och 150 ha. Inom ett revir av hög kvalitet finns det som regel ett eller flera kärnområden (1–20 ha) med relativt tät flerskiktad granskog. Arten missgynnas när flerskiktad skog omförs till enskiktade bestånd och även röjning och hård gallring är starkt negativt. Lavskrikan har relativt stora hemområden och försvinner när den äldre skogen fragmenteras, särskilt allvarligt är när kärnområdena avverkas. Arten försvinner successivt framför allt vid dess utbredningsgränser och populationen har minskat med 20–40 % de senaste 30 åren (SLU Artdatabanken, 2021; Skogsstyrelsen 2016).</w:t>
       </w:r>
     </w:p>
     <w:p>
@@ -390,7 +390,7 @@
         <w:t>Talltita (NT, §4)</w:t>
       </w:r>
       <w:r>
-        <w:t>, rödlistad som nära hotad och prioriterad art i Skogsvårdslagen har häckningsrevir i anmälan. Arten har minskat kraftigt de senaste 30 åren och minskningstakten innevarande 10-årsperiod beräknas till 20 (10–30) %. Talltitan är synnerligen trogen sitt cirka 15 hektar stora revir och är beroende av flerskiktade olikåldriga skogar för att kunna föda upp sina ungar. Talltitan försvinner om dess livsmiljö kalavverkas (Eggers &amp; Low (2014); Ekman (1979); Griesser et al (2007); Klein (2020); Siffczyk et al (2003); SLU Artdatabanken (2021).</w:t>
+        <w:t>, rödlistad som nära hotad och prioriterad art i Skogsvårdslagen, har häckningsrevir i anmälan. Arten har minskat kraftigt de senaste 30 åren och minskningstakten innevarande 10-årsperiod beräknas till 20 (10–30) %. Talltitan är synnerligen trogen sitt cirka 15 hektar stora revir och är beroende av flerskiktade olikåldriga skogar för att kunna föda upp sina ungar. Talltitan försvinner om dess livsmiljö kalavverkas (Eggers &amp; Low, 2014; Ekman, 1979; Griesser et al, 2007; Klein, 2020; Siffczyk et al, 2003; SLU Artdatabanken, 2021).</w:t>
       </w:r>
     </w:p>
     <w:p>
@@ -516,7 +516,7 @@
     </w:p>
     <w:p>
       <w:r>
-        <w:t xml:space="preserve">SLU Artdatabanken, 2021. </w:t>
+        <w:t xml:space="preserve">SLU Artdatabanken, 2022. </w:t>
       </w:r>
       <w:r>
         <w:rPr>
@@ -976,7 +976,7 @@
     <w:r>
       <w:tab/>
       <w:tab/>
-      <w:t>2026-03-10</w:t>
+      <w:t>2026-03-11</w:t>
       <w:br/>
       <w:br/>
     </w:r>

--- a/tillsyn/A 35700-2025 tillsynsbegäran.docx
+++ b/tillsyn/A 35700-2025 tillsynsbegäran.docx
@@ -976,7 +976,7 @@
     <w:r>
       <w:tab/>
       <w:tab/>
-      <w:t>2026-03-11</w:t>
+      <w:t>2026-03-12</w:t>
       <w:br/>
       <w:br/>
     </w:r>

--- a/tillsyn/A 35700-2025 tillsynsbegäran.docx
+++ b/tillsyn/A 35700-2025 tillsynsbegäran.docx
@@ -976,7 +976,7 @@
     <w:r>
       <w:tab/>
       <w:tab/>
-      <w:t>2026-03-12</w:t>
+      <w:t>2026-03-13</w:t>
       <w:br/>
       <w:br/>
     </w:r>

--- a/tillsyn/A 35700-2025 tillsynsbegäran.docx
+++ b/tillsyn/A 35700-2025 tillsynsbegäran.docx
@@ -976,7 +976,7 @@
     <w:r>
       <w:tab/>
       <w:tab/>
-      <w:t>2026-03-13</w:t>
+      <w:t>2026-03-16</w:t>
       <w:br/>
       <w:br/>
     </w:r>

--- a/tillsyn/A 35700-2025 tillsynsbegäran.docx
+++ b/tillsyn/A 35700-2025 tillsynsbegäran.docx
@@ -976,7 +976,7 @@
     <w:r>
       <w:tab/>
       <w:tab/>
-      <w:t>2026-03-16</w:t>
+      <w:t>2026-03-17</w:t>
       <w:br/>
       <w:br/>
     </w:r>

--- a/tillsyn/A 35700-2025 tillsynsbegäran.docx
+++ b/tillsyn/A 35700-2025 tillsynsbegäran.docx
@@ -976,7 +976,7 @@
     <w:r>
       <w:tab/>
       <w:tab/>
-      <w:t>2026-03-17</w:t>
+      <w:t>2026-03-18</w:t>
       <w:br/>
       <w:br/>
     </w:r>
